--- a/proposal/draft_1.docx
+++ b/proposal/draft_1.docx
@@ -1,6 +1,6 @@
 
 <file path=word/document.xml><?xml version="1.0" encoding="utf-8"?>
-<w:document xmlns:wpc="http://schemas.microsoft.com/office/word/2010/wordprocessingCanvas" xmlns:cx="http://schemas.microsoft.com/office/drawing/2014/chartex" xmlns:cx1="http://schemas.microsoft.com/office/drawing/2015/9/8/chartex" xmlns:cx2="http://schemas.microsoft.com/office/drawing/2015/10/21/chartex" xmlns:cx3="http://schemas.microsoft.com/office/drawing/2016/5/9/chartex" xmlns:cx4="http://schemas.microsoft.com/office/drawing/2016/5/10/chartex" xmlns:cx5="http://schemas.microsoft.com/office/drawing/2016/5/11/chartex" xmlns:cx6="http://schemas.microsoft.com/office/drawing/2016/5/12/chartex" xmlns:cx7="http://schemas.microsoft.com/office/drawing/2016/5/13/chartex" xmlns:cx8="http://schemas.microsoft.com/office/drawing/2016/5/14/chartex" xmlns:mc="http://schemas.openxmlformats.org/markup-compatibility/2006" xmlns:aink="http://schemas.microsoft.com/office/drawing/2016/ink" xmlns:am3d="http://schemas.microsoft.com/office/drawing/2017/model3d" xmlns:o="urn:schemas-microsoft-com:office:office" xmlns:oel="http://schemas.microsoft.com/office/2019/extlst" xmlns:r="http://schemas.openxmlformats.org/officeDocument/2006/relationships" xmlns:m="http://schemas.openxmlformats.org/officeDocument/2006/math" xmlns:v="urn:schemas-microsoft-com:vml" xmlns:wp14="http://schemas.microsoft.com/office/word/2010/wordprocessingDrawing" xmlns:wp="http://schemas.openxmlformats.org/drawingml/2006/wordprocessingDrawing" xmlns:w10="urn:schemas-microsoft-com:office:word" xmlns:w="http://schemas.openxmlformats.org/wordprocessingml/2006/main" xmlns:w14="http://schemas.microsoft.com/office/word/2010/wordml" xmlns:w15="http://schemas.microsoft.com/office/word/2012/wordml" xmlns:w16cex="http://schemas.microsoft.com/office/word/2018/wordml/cex" xmlns:w16cid="http://schemas.microsoft.com/office/word/2016/wordml/cid" xmlns:w16="http://schemas.microsoft.com/office/word/2018/wordml" xmlns:w16du="http://schemas.microsoft.com/office/word/2023/wordml/word16du" xmlns:w16sdtdh="http://schemas.microsoft.com/office/word/2020/wordml/sdtdatahash" xmlns:w16se="http://schemas.microsoft.com/office/word/2015/wordml/symex" xmlns:wpg="http://schemas.microsoft.com/office/word/2010/wordprocessingGroup" xmlns:wpi="http://schemas.microsoft.com/office/word/2010/wordprocessingInk" xmlns:wne="http://schemas.microsoft.com/office/word/2006/wordml" xmlns:wps="http://schemas.microsoft.com/office/word/2010/wordprocessingShape" mc:Ignorable="w14 w15 w16se w16cid w16 w16cex w16sdtdh w16du wp14">
+<w:document xmlns:wpc="http://schemas.microsoft.com/office/word/2010/wordprocessingCanvas" xmlns:cx="http://schemas.microsoft.com/office/drawing/2014/chartex" xmlns:cx1="http://schemas.microsoft.com/office/drawing/2015/9/8/chartex" xmlns:cx2="http://schemas.microsoft.com/office/drawing/2015/10/21/chartex" xmlns:cx3="http://schemas.microsoft.com/office/drawing/2016/5/9/chartex" xmlns:cx4="http://schemas.microsoft.com/office/drawing/2016/5/10/chartex" xmlns:cx5="http://schemas.microsoft.com/office/drawing/2016/5/11/chartex" xmlns:cx6="http://schemas.microsoft.com/office/drawing/2016/5/12/chartex" xmlns:cx7="http://schemas.microsoft.com/office/drawing/2016/5/13/chartex" xmlns:cx8="http://schemas.microsoft.com/office/drawing/2016/5/14/chartex" xmlns:mc="http://schemas.openxmlformats.org/markup-compatibility/2006" xmlns:aink="http://schemas.microsoft.com/office/drawing/2016/ink" xmlns:am3d="http://schemas.microsoft.com/office/drawing/2017/model3d" xmlns:o="urn:schemas-microsoft-com:office:office" xmlns:oel="http://schemas.microsoft.com/office/2019/extlst" xmlns:r="http://schemas.openxmlformats.org/officeDocument/2006/relationships" xmlns:m="http://schemas.openxmlformats.org/officeDocument/2006/math" xmlns:v="urn:schemas-microsoft-com:vml" xmlns:wp14="http://schemas.microsoft.com/office/word/2010/wordprocessingDrawing" xmlns:wp="http://schemas.openxmlformats.org/drawingml/2006/wordprocessingDrawing" xmlns:w10="urn:schemas-microsoft-com:office:word" xmlns:w="http://schemas.openxmlformats.org/wordprocessingml/2006/main" xmlns:w14="http://schemas.microsoft.com/office/word/2010/wordml" xmlns:w15="http://schemas.microsoft.com/office/word/2012/wordml" xmlns:w16cex="http://schemas.microsoft.com/office/word/2018/wordml/cex" xmlns:w16cid="http://schemas.microsoft.com/office/word/2016/wordml/cid" xmlns:w16="http://schemas.microsoft.com/office/word/2018/wordml" xmlns:w16du="http://schemas.microsoft.com/office/word/2023/wordml/word16du" xmlns:w16sdtdh="http://schemas.microsoft.com/office/word/2020/wordml/sdtdatahash" xmlns:w16sdtfl="http://schemas.microsoft.com/office/word/2024/wordml/sdtformatlock" xmlns:w16se="http://schemas.microsoft.com/office/word/2015/wordml/symex" xmlns:wpg="http://schemas.microsoft.com/office/word/2010/wordprocessingGroup" xmlns:wpi="http://schemas.microsoft.com/office/word/2010/wordprocessingInk" xmlns:wne="http://schemas.microsoft.com/office/word/2006/wordml" xmlns:wps="http://schemas.microsoft.com/office/word/2010/wordprocessingShape" mc:Ignorable="w14 w15 w16se w16cid w16 w16cex w16sdtdh w16sdtfl w16du wp14">
   <w:body>
     <w:p>
       <w:pPr>
@@ -478,6 +478,496 @@
       </w:r>
       <w:r>
         <w:t>.</w:t>
+      </w:r>
+    </w:p>
+    <w:p>
+      <w:pPr>
+        <w:pBdr>
+          <w:bottom w:val="single" w:sz="6" w:space="1" w:color="auto"/>
+        </w:pBdr>
+        <w:jc w:val="both"/>
+      </w:pPr>
+    </w:p>
+    <w:p>
+      <w:pPr>
+        <w:jc w:val="both"/>
+      </w:pPr>
+      <w:r>
+        <w:t>Answers:</w:t>
+      </w:r>
+    </w:p>
+    <w:p>
+      <w:pPr>
+        <w:autoSpaceDE w:val="0"/>
+        <w:autoSpaceDN w:val="0"/>
+        <w:adjustRightInd w:val="0"/>
+        <w:spacing w:after="0" w:line="240" w:lineRule="auto"/>
+        <w:rPr>
+          <w:rFonts w:ascii="AppleSystemUIFont" w:hAnsi="AppleSystemUIFont" w:cs="AppleSystemUIFont"/>
+          <w:kern w:val="0"/>
+          <w:sz w:val="26"/>
+          <w:szCs w:val="26"/>
+        </w:rPr>
+      </w:pPr>
+      <w:r>
+        <w:rPr>
+          <w:rFonts w:ascii="AppleSystemUIFont" w:hAnsi="AppleSystemUIFont" w:cs="AppleSystemUIFont"/>
+          <w:kern w:val="0"/>
+          <w:sz w:val="26"/>
+          <w:szCs w:val="26"/>
+        </w:rPr>
+        <w:t>Using open-source language models to unlock the potential of empirical and quantitative research in the legal field, particularly in Brazil (which has a high level of litigation) and other Portuguese-speaking countries. I will apply, test, and fine-tune open-source language models to extract information from complex legal texts (primarily judicial sentences) and find a balance between accuracy and cost-effectiveness.</w:t>
+      </w:r>
+    </w:p>
+    <w:p>
+      <w:pPr>
+        <w:autoSpaceDE w:val="0"/>
+        <w:autoSpaceDN w:val="0"/>
+        <w:adjustRightInd w:val="0"/>
+        <w:spacing w:after="0" w:line="240" w:lineRule="auto"/>
+        <w:rPr>
+          <w:rFonts w:ascii="AppleSystemUIFont" w:hAnsi="AppleSystemUIFont" w:cs="AppleSystemUIFont"/>
+          <w:kern w:val="0"/>
+          <w:sz w:val="26"/>
+          <w:szCs w:val="26"/>
+        </w:rPr>
+      </w:pPr>
+    </w:p>
+    <w:p>
+      <w:pPr>
+        <w:autoSpaceDE w:val="0"/>
+        <w:autoSpaceDN w:val="0"/>
+        <w:adjustRightInd w:val="0"/>
+        <w:spacing w:after="0" w:line="240" w:lineRule="auto"/>
+        <w:rPr>
+          <w:rFonts w:ascii="AppleSystemUIFont" w:hAnsi="AppleSystemUIFont" w:cs="AppleSystemUIFont"/>
+          <w:kern w:val="0"/>
+          <w:sz w:val="26"/>
+          <w:szCs w:val="26"/>
+        </w:rPr>
+      </w:pPr>
+      <w:r>
+        <w:rPr>
+          <w:rFonts w:ascii="AppleSystemUIFont" w:hAnsi="AppleSystemUIFont" w:cs="AppleSystemUIFont"/>
+          <w:kern w:val="0"/>
+          <w:sz w:val="26"/>
+          <w:szCs w:val="26"/>
+        </w:rPr>
+        <w:t>RQ</w:t>
+      </w:r>
+    </w:p>
+    <w:p>
+      <w:pPr>
+        <w:autoSpaceDE w:val="0"/>
+        <w:autoSpaceDN w:val="0"/>
+        <w:adjustRightInd w:val="0"/>
+        <w:spacing w:after="0" w:line="240" w:lineRule="auto"/>
+        <w:rPr>
+          <w:rFonts w:ascii="AppleSystemUIFont" w:hAnsi="AppleSystemUIFont" w:cs="AppleSystemUIFont"/>
+          <w:kern w:val="0"/>
+          <w:sz w:val="26"/>
+          <w:szCs w:val="26"/>
+        </w:rPr>
+      </w:pPr>
+    </w:p>
+    <w:p>
+      <w:pPr>
+        <w:autoSpaceDE w:val="0"/>
+        <w:autoSpaceDN w:val="0"/>
+        <w:adjustRightInd w:val="0"/>
+        <w:spacing w:after="0" w:line="240" w:lineRule="auto"/>
+        <w:rPr>
+          <w:rFonts w:ascii="AppleSystemUIFont" w:hAnsi="AppleSystemUIFont" w:cs="AppleSystemUIFont"/>
+          <w:kern w:val="0"/>
+          <w:sz w:val="26"/>
+          <w:szCs w:val="26"/>
+        </w:rPr>
+      </w:pPr>
+      <w:r>
+        <w:rPr>
+          <w:rFonts w:ascii="AppleSystemUIFont" w:hAnsi="AppleSystemUIFont" w:cs="AppleSystemUIFont"/>
+          <w:kern w:val="0"/>
+          <w:sz w:val="26"/>
+          <w:szCs w:val="26"/>
+        </w:rPr>
+        <w:t>How can open-source language models be optimally deployed in the Brazilian legal context to accurately extract information, recognize entities, and summarize complex legal documents, considering factors such as cost, computational efficiency, and the specific challenges of legal language and document structure?</w:t>
+      </w:r>
+    </w:p>
+    <w:p>
+      <w:pPr>
+        <w:autoSpaceDE w:val="0"/>
+        <w:autoSpaceDN w:val="0"/>
+        <w:adjustRightInd w:val="0"/>
+        <w:spacing w:after="0" w:line="240" w:lineRule="auto"/>
+        <w:rPr>
+          <w:rFonts w:ascii="AppleSystemUIFont" w:hAnsi="AppleSystemUIFont" w:cs="AppleSystemUIFont"/>
+          <w:kern w:val="0"/>
+          <w:sz w:val="26"/>
+          <w:szCs w:val="26"/>
+        </w:rPr>
+      </w:pPr>
+    </w:p>
+    <w:p>
+      <w:pPr>
+        <w:autoSpaceDE w:val="0"/>
+        <w:autoSpaceDN w:val="0"/>
+        <w:adjustRightInd w:val="0"/>
+        <w:spacing w:after="0" w:line="240" w:lineRule="auto"/>
+        <w:rPr>
+          <w:rFonts w:ascii="AppleSystemUIFont" w:hAnsi="AppleSystemUIFont" w:cs="AppleSystemUIFont"/>
+          <w:kern w:val="0"/>
+          <w:sz w:val="26"/>
+          <w:szCs w:val="26"/>
+        </w:rPr>
+      </w:pPr>
+      <w:r>
+        <w:rPr>
+          <w:rFonts w:ascii="AppleSystemUIFont" w:hAnsi="AppleSystemUIFont" w:cs="AppleSystemUIFont"/>
+          <w:kern w:val="0"/>
+          <w:sz w:val="26"/>
+          <w:szCs w:val="26"/>
+        </w:rPr>
+        <w:t>Motivation</w:t>
+      </w:r>
+    </w:p>
+    <w:p>
+      <w:pPr>
+        <w:autoSpaceDE w:val="0"/>
+        <w:autoSpaceDN w:val="0"/>
+        <w:adjustRightInd w:val="0"/>
+        <w:spacing w:after="0" w:line="240" w:lineRule="auto"/>
+        <w:rPr>
+          <w:rFonts w:ascii="AppleSystemUIFont" w:hAnsi="AppleSystemUIFont" w:cs="AppleSystemUIFont"/>
+          <w:kern w:val="0"/>
+          <w:sz w:val="26"/>
+          <w:szCs w:val="26"/>
+        </w:rPr>
+      </w:pPr>
+    </w:p>
+    <w:p>
+      <w:pPr>
+        <w:autoSpaceDE w:val="0"/>
+        <w:autoSpaceDN w:val="0"/>
+        <w:adjustRightInd w:val="0"/>
+        <w:spacing w:after="0" w:line="240" w:lineRule="auto"/>
+        <w:rPr>
+          <w:rFonts w:ascii="AppleSystemUIFont" w:hAnsi="AppleSystemUIFont" w:cs="AppleSystemUIFont"/>
+          <w:kern w:val="0"/>
+          <w:sz w:val="26"/>
+          <w:szCs w:val="26"/>
+        </w:rPr>
+      </w:pPr>
+      <w:r>
+        <w:rPr>
+          <w:rFonts w:ascii="AppleSystemUIFont" w:hAnsi="AppleSystemUIFont" w:cs="AppleSystemUIFont"/>
+          <w:kern w:val="0"/>
+          <w:sz w:val="26"/>
+          <w:szCs w:val="26"/>
+        </w:rPr>
+        <w:t xml:space="preserve">Legal research faces a significant methodological gap, often relying on qualitative methods due to the complexity of empirical analysis in the field. Extracting information from legal documents is time-consuming, requiring large teams and substantial resources. I aim to develop a cost-effective strategy using open-source language models to simplify this process and enable researchers to analyze how laws are applied in courts. Open-source models align with public interests and are more accessible for academia. Given my experience and access to legal data, I plan to explore use cases like </w:t>
+      </w:r>
+      <w:r>
+        <w:rPr>
+          <w:rFonts w:ascii="AppleSystemUIFont" w:hAnsi="AppleSystemUIFont" w:cs="AppleSystemUIFont"/>
+          <w:kern w:val="0"/>
+          <w:sz w:val="26"/>
+          <w:szCs w:val="26"/>
+        </w:rPr>
+        <w:lastRenderedPageBreak/>
+        <w:t>marijuana decriminalization effects, gender bias, and causal reasoning in judicial decisions.</w:t>
+      </w:r>
+    </w:p>
+    <w:p>
+      <w:pPr>
+        <w:autoSpaceDE w:val="0"/>
+        <w:autoSpaceDN w:val="0"/>
+        <w:adjustRightInd w:val="0"/>
+        <w:spacing w:after="0" w:line="240" w:lineRule="auto"/>
+        <w:rPr>
+          <w:rFonts w:ascii="AppleSystemUIFont" w:hAnsi="AppleSystemUIFont" w:cs="AppleSystemUIFont"/>
+          <w:kern w:val="0"/>
+          <w:sz w:val="26"/>
+          <w:szCs w:val="26"/>
+        </w:rPr>
+      </w:pPr>
+    </w:p>
+    <w:p>
+      <w:pPr>
+        <w:autoSpaceDE w:val="0"/>
+        <w:autoSpaceDN w:val="0"/>
+        <w:adjustRightInd w:val="0"/>
+        <w:spacing w:after="0" w:line="240" w:lineRule="auto"/>
+        <w:rPr>
+          <w:rFonts w:ascii="AppleSystemUIFont" w:hAnsi="AppleSystemUIFont" w:cs="AppleSystemUIFont"/>
+          <w:kern w:val="0"/>
+          <w:sz w:val="26"/>
+          <w:szCs w:val="26"/>
+        </w:rPr>
+      </w:pPr>
+      <w:r>
+        <w:rPr>
+          <w:rFonts w:ascii="AppleSystemUIFont" w:hAnsi="AppleSystemUIFont" w:cs="AppleSystemUIFont"/>
+          <w:kern w:val="0"/>
+          <w:sz w:val="26"/>
+          <w:szCs w:val="26"/>
+        </w:rPr>
+        <w:t>Debates</w:t>
+      </w:r>
+    </w:p>
+    <w:p>
+      <w:pPr>
+        <w:autoSpaceDE w:val="0"/>
+        <w:autoSpaceDN w:val="0"/>
+        <w:adjustRightInd w:val="0"/>
+        <w:spacing w:after="0" w:line="240" w:lineRule="auto"/>
+        <w:rPr>
+          <w:rFonts w:ascii="AppleSystemUIFont" w:hAnsi="AppleSystemUIFont" w:cs="AppleSystemUIFont"/>
+          <w:kern w:val="0"/>
+          <w:sz w:val="26"/>
+          <w:szCs w:val="26"/>
+        </w:rPr>
+      </w:pPr>
+    </w:p>
+    <w:p>
+      <w:pPr>
+        <w:autoSpaceDE w:val="0"/>
+        <w:autoSpaceDN w:val="0"/>
+        <w:adjustRightInd w:val="0"/>
+        <w:spacing w:after="0" w:line="240" w:lineRule="auto"/>
+        <w:rPr>
+          <w:rFonts w:ascii="AppleSystemUIFont" w:hAnsi="AppleSystemUIFont" w:cs="AppleSystemUIFont"/>
+          <w:kern w:val="0"/>
+          <w:sz w:val="26"/>
+          <w:szCs w:val="26"/>
+        </w:rPr>
+      </w:pPr>
+      <w:r>
+        <w:rPr>
+          <w:rFonts w:ascii="AppleSystemUIFont" w:hAnsi="AppleSystemUIFont" w:cs="AppleSystemUIFont"/>
+          <w:kern w:val="0"/>
+          <w:sz w:val="26"/>
+          <w:szCs w:val="26"/>
+        </w:rPr>
+        <w:t xml:space="preserve">The primary focus is the lack of empirical research in the legal field and the costly, time-consuming nature of conducting such studies. While traditional legal research, like that of the Brazilian Applied Economics Institute, and jurimetrics research using data-driven techniques exist, they are limited. In contrast, recent advancements in the application of LLMs to the legal field in the U.S. (e.g., Dominguez-Olmedo et al., </w:t>
+      </w:r>
+      <w:proofErr w:type="spellStart"/>
+      <w:r>
+        <w:rPr>
+          <w:rFonts w:ascii="AppleSystemUIFont" w:hAnsi="AppleSystemUIFont" w:cs="AppleSystemUIFont"/>
+          <w:kern w:val="0"/>
+          <w:sz w:val="26"/>
+          <w:szCs w:val="26"/>
+        </w:rPr>
+        <w:t>Lawma</w:t>
+      </w:r>
+      <w:proofErr w:type="spellEnd"/>
+      <w:r>
+        <w:rPr>
+          <w:rFonts w:ascii="AppleSystemUIFont" w:hAnsi="AppleSystemUIFont" w:cs="AppleSystemUIFont"/>
+          <w:kern w:val="0"/>
+          <w:sz w:val="26"/>
+          <w:szCs w:val="26"/>
+        </w:rPr>
+        <w:t>: The Power of Specialization for Legal Tasks) show promise. My thesis will explore the role of open-source models, techniques for their specialization in legal tasks, and the costs of their deployment.</w:t>
+      </w:r>
+    </w:p>
+    <w:p>
+      <w:pPr>
+        <w:autoSpaceDE w:val="0"/>
+        <w:autoSpaceDN w:val="0"/>
+        <w:adjustRightInd w:val="0"/>
+        <w:spacing w:after="0" w:line="240" w:lineRule="auto"/>
+        <w:rPr>
+          <w:rFonts w:ascii="AppleSystemUIFont" w:hAnsi="AppleSystemUIFont" w:cs="AppleSystemUIFont"/>
+          <w:kern w:val="0"/>
+          <w:sz w:val="26"/>
+          <w:szCs w:val="26"/>
+        </w:rPr>
+      </w:pPr>
+    </w:p>
+    <w:p>
+      <w:pPr>
+        <w:autoSpaceDE w:val="0"/>
+        <w:autoSpaceDN w:val="0"/>
+        <w:adjustRightInd w:val="0"/>
+        <w:spacing w:after="0" w:line="240" w:lineRule="auto"/>
+        <w:rPr>
+          <w:rFonts w:ascii="AppleSystemUIFont" w:hAnsi="AppleSystemUIFont" w:cs="AppleSystemUIFont"/>
+          <w:kern w:val="0"/>
+          <w:sz w:val="26"/>
+          <w:szCs w:val="26"/>
+        </w:rPr>
+      </w:pPr>
+      <w:r>
+        <w:rPr>
+          <w:rFonts w:ascii="AppleSystemUIFont" w:hAnsi="AppleSystemUIFont" w:cs="AppleSystemUIFont"/>
+          <w:kern w:val="0"/>
+          <w:sz w:val="26"/>
+          <w:szCs w:val="26"/>
+        </w:rPr>
+        <w:t>Methods</w:t>
+      </w:r>
+    </w:p>
+    <w:p>
+      <w:pPr>
+        <w:autoSpaceDE w:val="0"/>
+        <w:autoSpaceDN w:val="0"/>
+        <w:adjustRightInd w:val="0"/>
+        <w:spacing w:after="0" w:line="240" w:lineRule="auto"/>
+        <w:rPr>
+          <w:rFonts w:ascii="AppleSystemUIFont" w:hAnsi="AppleSystemUIFont" w:cs="AppleSystemUIFont"/>
+          <w:kern w:val="0"/>
+          <w:sz w:val="26"/>
+          <w:szCs w:val="26"/>
+        </w:rPr>
+      </w:pPr>
+    </w:p>
+    <w:p>
+      <w:pPr>
+        <w:autoSpaceDE w:val="0"/>
+        <w:autoSpaceDN w:val="0"/>
+        <w:adjustRightInd w:val="0"/>
+        <w:spacing w:after="0" w:line="240" w:lineRule="auto"/>
+        <w:rPr>
+          <w:rFonts w:ascii="AppleSystemUIFont" w:hAnsi="AppleSystemUIFont" w:cs="AppleSystemUIFont"/>
+          <w:kern w:val="0"/>
+          <w:sz w:val="26"/>
+          <w:szCs w:val="26"/>
+        </w:rPr>
+      </w:pPr>
+      <w:r>
+        <w:rPr>
+          <w:rFonts w:ascii="AppleSystemUIFont" w:hAnsi="AppleSystemUIFont" w:cs="AppleSystemUIFont"/>
+          <w:kern w:val="0"/>
+          <w:sz w:val="26"/>
+          <w:szCs w:val="26"/>
+        </w:rPr>
+        <w:t xml:space="preserve">After selecting a legal-substantive option, I will collect representative data and create golden datasets with labeled cases for training, validation, performance testing, and fine-tuning. I will then choose several open-source models, including those from the </w:t>
+      </w:r>
+      <w:proofErr w:type="spellStart"/>
+      <w:r>
+        <w:rPr>
+          <w:rFonts w:ascii="AppleSystemUIFont" w:hAnsi="AppleSystemUIFont" w:cs="AppleSystemUIFont"/>
+          <w:kern w:val="0"/>
+          <w:sz w:val="26"/>
+          <w:szCs w:val="26"/>
+        </w:rPr>
+        <w:t>LLaMA</w:t>
+      </w:r>
+      <w:proofErr w:type="spellEnd"/>
+      <w:r>
+        <w:rPr>
+          <w:rFonts w:ascii="AppleSystemUIFont" w:hAnsi="AppleSystemUIFont" w:cs="AppleSystemUIFont"/>
+          <w:kern w:val="0"/>
+          <w:sz w:val="26"/>
+          <w:szCs w:val="26"/>
+        </w:rPr>
+        <w:t xml:space="preserve"> 3.1/3.2, LOLA, Mistral, GPT-2, Phi, and Gemma families, and compare their performance using a consistent prompt. Following this, I will fine-tune the models and retest to assess the impact of the fine-tuning. If time permits and the results are promising, I aim to analyze the outcomes more substantively and explore model optimization through pruning or distillation to reduce computational costs for large-scale extraction.</w:t>
+      </w:r>
+    </w:p>
+    <w:p>
+      <w:pPr>
+        <w:autoSpaceDE w:val="0"/>
+        <w:autoSpaceDN w:val="0"/>
+        <w:adjustRightInd w:val="0"/>
+        <w:spacing w:after="0" w:line="240" w:lineRule="auto"/>
+        <w:rPr>
+          <w:rFonts w:ascii="AppleSystemUIFont" w:hAnsi="AppleSystemUIFont" w:cs="AppleSystemUIFont"/>
+          <w:kern w:val="0"/>
+          <w:sz w:val="26"/>
+          <w:szCs w:val="26"/>
+        </w:rPr>
+      </w:pPr>
+    </w:p>
+    <w:p>
+      <w:pPr>
+        <w:autoSpaceDE w:val="0"/>
+        <w:autoSpaceDN w:val="0"/>
+        <w:adjustRightInd w:val="0"/>
+        <w:spacing w:after="0" w:line="240" w:lineRule="auto"/>
+        <w:rPr>
+          <w:rFonts w:ascii="AppleSystemUIFont" w:hAnsi="AppleSystemUIFont" w:cs="AppleSystemUIFont"/>
+          <w:kern w:val="0"/>
+          <w:sz w:val="26"/>
+          <w:szCs w:val="26"/>
+        </w:rPr>
+      </w:pPr>
+      <w:r>
+        <w:rPr>
+          <w:rFonts w:ascii="AppleSystemUIFont" w:hAnsi="AppleSystemUIFont" w:cs="AppleSystemUIFont"/>
+          <w:kern w:val="0"/>
+          <w:sz w:val="26"/>
+          <w:szCs w:val="26"/>
+        </w:rPr>
+        <w:t>Data</w:t>
+      </w:r>
+    </w:p>
+    <w:p>
+      <w:pPr>
+        <w:autoSpaceDE w:val="0"/>
+        <w:autoSpaceDN w:val="0"/>
+        <w:adjustRightInd w:val="0"/>
+        <w:spacing w:after="0" w:line="240" w:lineRule="auto"/>
+        <w:rPr>
+          <w:rFonts w:ascii="AppleSystemUIFont" w:hAnsi="AppleSystemUIFont" w:cs="AppleSystemUIFont"/>
+          <w:kern w:val="0"/>
+          <w:sz w:val="26"/>
+          <w:szCs w:val="26"/>
+        </w:rPr>
+      </w:pPr>
+    </w:p>
+    <w:p>
+      <w:pPr>
+        <w:jc w:val="both"/>
+      </w:pPr>
+      <w:r>
+        <w:rPr>
+          <w:rFonts w:ascii="AppleSystemUIFont" w:hAnsi="AppleSystemUIFont" w:cs="AppleSystemUIFont"/>
+          <w:kern w:val="0"/>
+          <w:sz w:val="26"/>
+          <w:szCs w:val="26"/>
+        </w:rPr>
+        <w:t>I will use judicial sentences from Brazilian courts, with two primary methods for data access. The first is web scraping from court websites, using tools like the R package {</w:t>
+      </w:r>
+      <w:proofErr w:type="spellStart"/>
+      <w:r>
+        <w:rPr>
+          <w:rFonts w:ascii="AppleSystemUIFont" w:hAnsi="AppleSystemUIFont" w:cs="AppleSystemUIFont"/>
+          <w:kern w:val="0"/>
+          <w:sz w:val="26"/>
+          <w:szCs w:val="26"/>
+        </w:rPr>
+        <w:t>tjsp</w:t>
+      </w:r>
+      <w:proofErr w:type="spellEnd"/>
+      <w:r>
+        <w:rPr>
+          <w:rFonts w:ascii="AppleSystemUIFont" w:hAnsi="AppleSystemUIFont" w:cs="AppleSystemUIFont"/>
+          <w:kern w:val="0"/>
+          <w:sz w:val="26"/>
+          <w:szCs w:val="26"/>
+        </w:rPr>
+        <w:t xml:space="preserve">}, with which I have experience. If I choose the drug possession topic, I already have a dataset of 24,000 decisions from the São Paulo Court of Justice. For the gender bias study, I have access to </w:t>
+      </w:r>
+      <w:proofErr w:type="spellStart"/>
+      <w:r>
+        <w:rPr>
+          <w:rFonts w:ascii="AppleSystemUIFont" w:hAnsi="AppleSystemUIFont" w:cs="AppleSystemUIFont"/>
+          <w:kern w:val="0"/>
+          <w:sz w:val="26"/>
+          <w:szCs w:val="26"/>
+        </w:rPr>
+        <w:t>Benatti's</w:t>
+      </w:r>
+      <w:proofErr w:type="spellEnd"/>
+      <w:r>
+        <w:rPr>
+          <w:rFonts w:ascii="AppleSystemUIFont" w:hAnsi="AppleSystemUIFont" w:cs="AppleSystemUIFont"/>
+          <w:kern w:val="0"/>
+          <w:sz w:val="26"/>
+          <w:szCs w:val="26"/>
+        </w:rPr>
+        <w:t xml:space="preserve"> research dataset. Other topics would require further data collection, but this is manageable. My backup strategy is to request access to my company's data, permissible for academic use.</w:t>
       </w:r>
     </w:p>
     <w:sectPr>
@@ -491,7 +981,7 @@
 </file>
 
 <file path=word/endnotes.xml><?xml version="1.0" encoding="utf-8"?>
-<w:endnotes xmlns:wpc="http://schemas.microsoft.com/office/word/2010/wordprocessingCanvas" xmlns:cx="http://schemas.microsoft.com/office/drawing/2014/chartex" xmlns:cx1="http://schemas.microsoft.com/office/drawing/2015/9/8/chartex" xmlns:cx2="http://schemas.microsoft.com/office/drawing/2015/10/21/chartex" xmlns:cx3="http://schemas.microsoft.com/office/drawing/2016/5/9/chartex" xmlns:cx4="http://schemas.microsoft.com/office/drawing/2016/5/10/chartex" xmlns:cx5="http://schemas.microsoft.com/office/drawing/2016/5/11/chartex" xmlns:cx6="http://schemas.microsoft.com/office/drawing/2016/5/12/chartex" xmlns:cx7="http://schemas.microsoft.com/office/drawing/2016/5/13/chartex" xmlns:cx8="http://schemas.microsoft.com/office/drawing/2016/5/14/chartex" xmlns:mc="http://schemas.openxmlformats.org/markup-compatibility/2006" xmlns:aink="http://schemas.microsoft.com/office/drawing/2016/ink" xmlns:am3d="http://schemas.microsoft.com/office/drawing/2017/model3d" xmlns:o="urn:schemas-microsoft-com:office:office" xmlns:oel="http://schemas.microsoft.com/office/2019/extlst" xmlns:r="http://schemas.openxmlformats.org/officeDocument/2006/relationships" xmlns:m="http://schemas.openxmlformats.org/officeDocument/2006/math" xmlns:v="urn:schemas-microsoft-com:vml" xmlns:wp14="http://schemas.microsoft.com/office/word/2010/wordprocessingDrawing" xmlns:wp="http://schemas.openxmlformats.org/drawingml/2006/wordprocessingDrawing" xmlns:w10="urn:schemas-microsoft-com:office:word" xmlns:w="http://schemas.openxmlformats.org/wordprocessingml/2006/main" xmlns:w14="http://schemas.microsoft.com/office/word/2010/wordml" xmlns:w15="http://schemas.microsoft.com/office/word/2012/wordml" xmlns:w16cex="http://schemas.microsoft.com/office/word/2018/wordml/cex" xmlns:w16cid="http://schemas.microsoft.com/office/word/2016/wordml/cid" xmlns:w16="http://schemas.microsoft.com/office/word/2018/wordml" xmlns:w16du="http://schemas.microsoft.com/office/word/2023/wordml/word16du" xmlns:w16sdtdh="http://schemas.microsoft.com/office/word/2020/wordml/sdtdatahash" xmlns:w16se="http://schemas.microsoft.com/office/word/2015/wordml/symex" xmlns:wpg="http://schemas.microsoft.com/office/word/2010/wordprocessingGroup" xmlns:wpi="http://schemas.microsoft.com/office/word/2010/wordprocessingInk" xmlns:wne="http://schemas.microsoft.com/office/word/2006/wordml" xmlns:wps="http://schemas.microsoft.com/office/word/2010/wordprocessingShape" mc:Ignorable="w14 w15 w16se w16cid w16 w16cex w16sdtdh w16du wp14">
+<w:endnotes xmlns:wpc="http://schemas.microsoft.com/office/word/2010/wordprocessingCanvas" xmlns:cx="http://schemas.microsoft.com/office/drawing/2014/chartex" xmlns:cx1="http://schemas.microsoft.com/office/drawing/2015/9/8/chartex" xmlns:cx2="http://schemas.microsoft.com/office/drawing/2015/10/21/chartex" xmlns:cx3="http://schemas.microsoft.com/office/drawing/2016/5/9/chartex" xmlns:cx4="http://schemas.microsoft.com/office/drawing/2016/5/10/chartex" xmlns:cx5="http://schemas.microsoft.com/office/drawing/2016/5/11/chartex" xmlns:cx6="http://schemas.microsoft.com/office/drawing/2016/5/12/chartex" xmlns:cx7="http://schemas.microsoft.com/office/drawing/2016/5/13/chartex" xmlns:cx8="http://schemas.microsoft.com/office/drawing/2016/5/14/chartex" xmlns:mc="http://schemas.openxmlformats.org/markup-compatibility/2006" xmlns:aink="http://schemas.microsoft.com/office/drawing/2016/ink" xmlns:am3d="http://schemas.microsoft.com/office/drawing/2017/model3d" xmlns:o="urn:schemas-microsoft-com:office:office" xmlns:oel="http://schemas.microsoft.com/office/2019/extlst" xmlns:r="http://schemas.openxmlformats.org/officeDocument/2006/relationships" xmlns:m="http://schemas.openxmlformats.org/officeDocument/2006/math" xmlns:v="urn:schemas-microsoft-com:vml" xmlns:wp14="http://schemas.microsoft.com/office/word/2010/wordprocessingDrawing" xmlns:wp="http://schemas.openxmlformats.org/drawingml/2006/wordprocessingDrawing" xmlns:w10="urn:schemas-microsoft-com:office:word" xmlns:w="http://schemas.openxmlformats.org/wordprocessingml/2006/main" xmlns:w14="http://schemas.microsoft.com/office/word/2010/wordml" xmlns:w15="http://schemas.microsoft.com/office/word/2012/wordml" xmlns:w16cex="http://schemas.microsoft.com/office/word/2018/wordml/cex" xmlns:w16cid="http://schemas.microsoft.com/office/word/2016/wordml/cid" xmlns:w16="http://schemas.microsoft.com/office/word/2018/wordml" xmlns:w16du="http://schemas.microsoft.com/office/word/2023/wordml/word16du" xmlns:w16sdtdh="http://schemas.microsoft.com/office/word/2020/wordml/sdtdatahash" xmlns:w16sdtfl="http://schemas.microsoft.com/office/word/2024/wordml/sdtformatlock" xmlns:w16se="http://schemas.microsoft.com/office/word/2015/wordml/symex" xmlns:wpg="http://schemas.microsoft.com/office/word/2010/wordprocessingGroup" xmlns:wpi="http://schemas.microsoft.com/office/word/2010/wordprocessingInk" xmlns:wne="http://schemas.microsoft.com/office/word/2006/wordml" xmlns:wps="http://schemas.microsoft.com/office/word/2010/wordprocessingShape" mc:Ignorable="w14 w15 w16se w16cid w16 w16cex w16sdtdh w16sdtfl w16du wp14">
   <w:endnote w:type="separator" w:id="-1">
     <w:p>
       <w:pPr>
@@ -516,7 +1006,7 @@
 </file>
 
 <file path=word/footnotes.xml><?xml version="1.0" encoding="utf-8"?>
-<w:footnotes xmlns:wpc="http://schemas.microsoft.com/office/word/2010/wordprocessingCanvas" xmlns:cx="http://schemas.microsoft.com/office/drawing/2014/chartex" xmlns:cx1="http://schemas.microsoft.com/office/drawing/2015/9/8/chartex" xmlns:cx2="http://schemas.microsoft.com/office/drawing/2015/10/21/chartex" xmlns:cx3="http://schemas.microsoft.com/office/drawing/2016/5/9/chartex" xmlns:cx4="http://schemas.microsoft.com/office/drawing/2016/5/10/chartex" xmlns:cx5="http://schemas.microsoft.com/office/drawing/2016/5/11/chartex" xmlns:cx6="http://schemas.microsoft.com/office/drawing/2016/5/12/chartex" xmlns:cx7="http://schemas.microsoft.com/office/drawing/2016/5/13/chartex" xmlns:cx8="http://schemas.microsoft.com/office/drawing/2016/5/14/chartex" xmlns:mc="http://schemas.openxmlformats.org/markup-compatibility/2006" xmlns:aink="http://schemas.microsoft.com/office/drawing/2016/ink" xmlns:am3d="http://schemas.microsoft.com/office/drawing/2017/model3d" xmlns:o="urn:schemas-microsoft-com:office:office" xmlns:oel="http://schemas.microsoft.com/office/2019/extlst" xmlns:r="http://schemas.openxmlformats.org/officeDocument/2006/relationships" xmlns:m="http://schemas.openxmlformats.org/officeDocument/2006/math" xmlns:v="urn:schemas-microsoft-com:vml" xmlns:wp14="http://schemas.microsoft.com/office/word/2010/wordprocessingDrawing" xmlns:wp="http://schemas.openxmlformats.org/drawingml/2006/wordprocessingDrawing" xmlns:w10="urn:schemas-microsoft-com:office:word" xmlns:w="http://schemas.openxmlformats.org/wordprocessingml/2006/main" xmlns:w14="http://schemas.microsoft.com/office/word/2010/wordml" xmlns:w15="http://schemas.microsoft.com/office/word/2012/wordml" xmlns:w16cex="http://schemas.microsoft.com/office/word/2018/wordml/cex" xmlns:w16cid="http://schemas.microsoft.com/office/word/2016/wordml/cid" xmlns:w16="http://schemas.microsoft.com/office/word/2018/wordml" xmlns:w16du="http://schemas.microsoft.com/office/word/2023/wordml/word16du" xmlns:w16sdtdh="http://schemas.microsoft.com/office/word/2020/wordml/sdtdatahash" xmlns:w16se="http://schemas.microsoft.com/office/word/2015/wordml/symex" xmlns:wpg="http://schemas.microsoft.com/office/word/2010/wordprocessingGroup" xmlns:wpi="http://schemas.microsoft.com/office/word/2010/wordprocessingInk" xmlns:wne="http://schemas.microsoft.com/office/word/2006/wordml" xmlns:wps="http://schemas.microsoft.com/office/word/2010/wordprocessingShape" mc:Ignorable="w14 w15 w16se w16cid w16 w16cex w16sdtdh w16du wp14">
+<w:footnotes xmlns:wpc="http://schemas.microsoft.com/office/word/2010/wordprocessingCanvas" xmlns:cx="http://schemas.microsoft.com/office/drawing/2014/chartex" xmlns:cx1="http://schemas.microsoft.com/office/drawing/2015/9/8/chartex" xmlns:cx2="http://schemas.microsoft.com/office/drawing/2015/10/21/chartex" xmlns:cx3="http://schemas.microsoft.com/office/drawing/2016/5/9/chartex" xmlns:cx4="http://schemas.microsoft.com/office/drawing/2016/5/10/chartex" xmlns:cx5="http://schemas.microsoft.com/office/drawing/2016/5/11/chartex" xmlns:cx6="http://schemas.microsoft.com/office/drawing/2016/5/12/chartex" xmlns:cx7="http://schemas.microsoft.com/office/drawing/2016/5/13/chartex" xmlns:cx8="http://schemas.microsoft.com/office/drawing/2016/5/14/chartex" xmlns:mc="http://schemas.openxmlformats.org/markup-compatibility/2006" xmlns:aink="http://schemas.microsoft.com/office/drawing/2016/ink" xmlns:am3d="http://schemas.microsoft.com/office/drawing/2017/model3d" xmlns:o="urn:schemas-microsoft-com:office:office" xmlns:oel="http://schemas.microsoft.com/office/2019/extlst" xmlns:r="http://schemas.openxmlformats.org/officeDocument/2006/relationships" xmlns:m="http://schemas.openxmlformats.org/officeDocument/2006/math" xmlns:v="urn:schemas-microsoft-com:vml" xmlns:wp14="http://schemas.microsoft.com/office/word/2010/wordprocessingDrawing" xmlns:wp="http://schemas.openxmlformats.org/drawingml/2006/wordprocessingDrawing" xmlns:w10="urn:schemas-microsoft-com:office:word" xmlns:w="http://schemas.openxmlformats.org/wordprocessingml/2006/main" xmlns:w14="http://schemas.microsoft.com/office/word/2010/wordml" xmlns:w15="http://schemas.microsoft.com/office/word/2012/wordml" xmlns:w16cex="http://schemas.microsoft.com/office/word/2018/wordml/cex" xmlns:w16cid="http://schemas.microsoft.com/office/word/2016/wordml/cid" xmlns:w16="http://schemas.microsoft.com/office/word/2018/wordml" xmlns:w16du="http://schemas.microsoft.com/office/word/2023/wordml/word16du" xmlns:w16sdtdh="http://schemas.microsoft.com/office/word/2020/wordml/sdtdatahash" xmlns:w16sdtfl="http://schemas.microsoft.com/office/word/2024/wordml/sdtformatlock" xmlns:w16se="http://schemas.microsoft.com/office/word/2015/wordml/symex" xmlns:wpg="http://schemas.microsoft.com/office/word/2010/wordprocessingGroup" xmlns:wpi="http://schemas.microsoft.com/office/word/2010/wordprocessingInk" xmlns:wne="http://schemas.microsoft.com/office/word/2006/wordml" xmlns:wps="http://schemas.microsoft.com/office/word/2010/wordprocessingShape" mc:Ignorable="w14 w15 w16se w16cid w16 w16cex w16sdtdh w16sdtfl w16du wp14">
   <w:footnote w:type="separator" w:id="-1">
     <w:p>
       <w:pPr>
@@ -571,19 +1061,7 @@
           <w:rPr>
             <w:rStyle w:val="Hyperlink"/>
           </w:rPr>
-          <w:t>https://www.ipea.gov.br/portal/categorias/45-todas-as-noticias/noticias/13984-mjsp-e-ipea-lancam-</w:t>
-        </w:r>
-        <w:r>
-          <w:rPr>
-            <w:rStyle w:val="Hyperlink"/>
-          </w:rPr>
-          <w:t>p</w:t>
-        </w:r>
-        <w:r>
-          <w:rPr>
-            <w:rStyle w:val="Hyperlink"/>
-          </w:rPr>
-          <w:t>esquisa-sobre-o-perfil-de-pessoas-processadas-em-acoes-criminais-por-trafico-de-</w:t>
+          <w:t>https://www.ipea.gov.br/portal/categorias/45-todas-as-noticias/noticias/13984-mjsp-e-ipea-lancam-pesquisa-sobre-o-perfil-de-pessoas-processadas-em-acoes-criminais-por-trafico-de-</w:t>
         </w:r>
       </w:hyperlink>
       <w:r>
@@ -622,9 +1100,6 @@
     <w:p>
       <w:pPr>
         <w:pStyle w:val="FootnoteText"/>
-        <w:rPr>
-          <w:lang w:val="pt-BR"/>
-        </w:rPr>
       </w:pPr>
       <w:r>
         <w:rPr>
@@ -633,24 +1108,17 @@
         <w:footnoteRef/>
       </w:r>
       <w:r>
-        <w:rPr>
-          <w:lang w:val="pt-BR"/>
-        </w:rPr>
         <w:t xml:space="preserve"> </w:t>
       </w:r>
       <w:hyperlink r:id="rId3" w:history="1">
         <w:r>
           <w:rPr>
             <w:rStyle w:val="Hyperlink"/>
-            <w:lang w:val="pt-BR"/>
           </w:rPr>
           <w:t>https://dl.acm.org/doi/fullHtml/10.1145/3630106.3658937</w:t>
         </w:r>
       </w:hyperlink>
       <w:r>
-        <w:rPr>
-          <w:lang w:val="pt-BR"/>
-        </w:rPr>
         <w:t xml:space="preserve"> </w:t>
       </w:r>
     </w:p>
@@ -659,9 +1127,6 @@
     <w:p>
       <w:pPr>
         <w:pStyle w:val="FootnoteText"/>
-        <w:rPr>
-          <w:lang w:val="pt-BR"/>
-        </w:rPr>
       </w:pPr>
       <w:r>
         <w:rPr>
@@ -670,24 +1135,17 @@
         <w:footnoteRef/>
       </w:r>
       <w:r>
-        <w:rPr>
-          <w:lang w:val="pt-BR"/>
-        </w:rPr>
         <w:t xml:space="preserve"> </w:t>
       </w:r>
       <w:hyperlink r:id="rId4" w:history="1">
         <w:r>
           <w:rPr>
             <w:rStyle w:val="Hyperlink"/>
-            <w:lang w:val="pt-BR"/>
           </w:rPr>
           <w:t>https://pubmed.ncbi.nlm.nih.gov/36820680/</w:t>
         </w:r>
       </w:hyperlink>
       <w:r>
-        <w:rPr>
-          <w:lang w:val="pt-BR"/>
-        </w:rPr>
         <w:t xml:space="preserve"> </w:t>
       </w:r>
     </w:p>
@@ -696,9 +1154,6 @@
     <w:p>
       <w:pPr>
         <w:pStyle w:val="FootnoteText"/>
-        <w:rPr>
-          <w:lang w:val="pt-BR"/>
-        </w:rPr>
       </w:pPr>
       <w:r>
         <w:rPr>
@@ -726,9 +1181,6 @@
     <w:p>
       <w:pPr>
         <w:pStyle w:val="FootnoteText"/>
-        <w:rPr>
-          <w:lang w:val="pt-BR"/>
-        </w:rPr>
       </w:pPr>
       <w:r>
         <w:rPr>
@@ -737,24 +1189,17 @@
         <w:footnoteRef/>
       </w:r>
       <w:r>
-        <w:rPr>
-          <w:lang w:val="pt-BR"/>
-        </w:rPr>
         <w:t xml:space="preserve"> </w:t>
       </w:r>
       <w:hyperlink r:id="rId6" w:history="1">
         <w:r>
           <w:rPr>
             <w:rStyle w:val="Hyperlink"/>
-            <w:lang w:val="pt-BR"/>
           </w:rPr>
           <w:t>https://www.llama.com/llama-downloads/</w:t>
         </w:r>
       </w:hyperlink>
       <w:r>
-        <w:rPr>
-          <w:lang w:val="pt-BR"/>
-        </w:rPr>
         <w:t xml:space="preserve"> </w:t>
       </w:r>
     </w:p>
@@ -763,9 +1208,6 @@
     <w:p>
       <w:pPr>
         <w:pStyle w:val="FootnoteText"/>
-        <w:rPr>
-          <w:lang w:val="pt-BR"/>
-        </w:rPr>
       </w:pPr>
       <w:r>
         <w:rPr>
@@ -793,9 +1235,6 @@
     <w:p>
       <w:pPr>
         <w:pStyle w:val="FootnoteText"/>
-        <w:rPr>
-          <w:lang w:val="pt-BR"/>
-        </w:rPr>
       </w:pPr>
       <w:r>
         <w:rPr>
@@ -804,24 +1243,17 @@
         <w:footnoteRef/>
       </w:r>
       <w:r>
-        <w:rPr>
-          <w:lang w:val="pt-BR"/>
-        </w:rPr>
         <w:t xml:space="preserve"> </w:t>
       </w:r>
       <w:hyperlink r:id="rId8" w:history="1">
         <w:r>
           <w:rPr>
             <w:rStyle w:val="Hyperlink"/>
-            <w:lang w:val="pt-BR"/>
           </w:rPr>
           <w:t>https://docs.mistral.ai/getting-started/open_weight_models/</w:t>
         </w:r>
       </w:hyperlink>
       <w:r>
-        <w:rPr>
-          <w:lang w:val="pt-BR"/>
-        </w:rPr>
         <w:t xml:space="preserve"> </w:t>
       </w:r>
     </w:p>
@@ -830,9 +1262,6 @@
     <w:p>
       <w:pPr>
         <w:pStyle w:val="FootnoteText"/>
-        <w:rPr>
-          <w:lang w:val="pt-BR"/>
-        </w:rPr>
       </w:pPr>
       <w:r>
         <w:rPr>
@@ -841,24 +1270,17 @@
         <w:footnoteRef/>
       </w:r>
       <w:r>
-        <w:rPr>
-          <w:lang w:val="pt-BR"/>
-        </w:rPr>
         <w:t xml:space="preserve"> </w:t>
       </w:r>
       <w:hyperlink r:id="rId9" w:history="1">
         <w:r>
           <w:rPr>
             <w:rStyle w:val="Hyperlink"/>
-            <w:lang w:val="pt-BR"/>
           </w:rPr>
           <w:t>https://openai.com/index/gpt-2-1-5b-release/</w:t>
         </w:r>
       </w:hyperlink>
       <w:r>
-        <w:rPr>
-          <w:lang w:val="pt-BR"/>
-        </w:rPr>
         <w:t xml:space="preserve"> </w:t>
       </w:r>
     </w:p>
@@ -867,9 +1289,6 @@
     <w:p>
       <w:pPr>
         <w:pStyle w:val="FootnoteText"/>
-        <w:rPr>
-          <w:lang w:val="pt-BR"/>
-        </w:rPr>
       </w:pPr>
       <w:r>
         <w:rPr>
@@ -878,24 +1297,17 @@
         <w:footnoteRef/>
       </w:r>
       <w:r>
-        <w:rPr>
-          <w:lang w:val="pt-BR"/>
-        </w:rPr>
         <w:t xml:space="preserve"> </w:t>
       </w:r>
       <w:hyperlink r:id="rId10" w:history="1">
         <w:r>
           <w:rPr>
             <w:rStyle w:val="Hyperlink"/>
-            <w:lang w:val="pt-BR"/>
           </w:rPr>
           <w:t>https://news.microsoft.com/source/features/ai/the-phi-3-small-language-models-with-big-potential/</w:t>
         </w:r>
       </w:hyperlink>
       <w:r>
-        <w:rPr>
-          <w:lang w:val="pt-BR"/>
-        </w:rPr>
         <w:t xml:space="preserve"> </w:t>
       </w:r>
     </w:p>
@@ -904,9 +1316,6 @@
     <w:p>
       <w:pPr>
         <w:pStyle w:val="FootnoteText"/>
-        <w:rPr>
-          <w:lang w:val="pt-BR"/>
-        </w:rPr>
       </w:pPr>
       <w:r>
         <w:rPr>
@@ -915,24 +1324,17 @@
         <w:footnoteRef/>
       </w:r>
       <w:r>
-        <w:rPr>
-          <w:lang w:val="pt-BR"/>
-        </w:rPr>
         <w:t xml:space="preserve"> </w:t>
       </w:r>
       <w:hyperlink r:id="rId11" w:history="1">
         <w:r>
           <w:rPr>
             <w:rStyle w:val="Hyperlink"/>
-            <w:lang w:val="pt-BR"/>
           </w:rPr>
           <w:t>https://blog.google/technology/developers/gemma-open-models/</w:t>
         </w:r>
       </w:hyperlink>
       <w:r>
-        <w:rPr>
-          <w:lang w:val="pt-BR"/>
-        </w:rPr>
         <w:t xml:space="preserve"> </w:t>
       </w:r>
     </w:p>
@@ -941,7 +1343,7 @@
 </file>
 
 <file path=word/numbering.xml><?xml version="1.0" encoding="utf-8"?>
-<w:numbering xmlns:wpc="http://schemas.microsoft.com/office/word/2010/wordprocessingCanvas" xmlns:cx="http://schemas.microsoft.com/office/drawing/2014/chartex" xmlns:cx1="http://schemas.microsoft.com/office/drawing/2015/9/8/chartex" xmlns:cx2="http://schemas.microsoft.com/office/drawing/2015/10/21/chartex" xmlns:cx3="http://schemas.microsoft.com/office/drawing/2016/5/9/chartex" xmlns:cx4="http://schemas.microsoft.com/office/drawing/2016/5/10/chartex" xmlns:cx5="http://schemas.microsoft.com/office/drawing/2016/5/11/chartex" xmlns:cx6="http://schemas.microsoft.com/office/drawing/2016/5/12/chartex" xmlns:cx7="http://schemas.microsoft.com/office/drawing/2016/5/13/chartex" xmlns:cx8="http://schemas.microsoft.com/office/drawing/2016/5/14/chartex" xmlns:mc="http://schemas.openxmlformats.org/markup-compatibility/2006" xmlns:aink="http://schemas.microsoft.com/office/drawing/2016/ink" xmlns:am3d="http://schemas.microsoft.com/office/drawing/2017/model3d" xmlns:o="urn:schemas-microsoft-com:office:office" xmlns:oel="http://schemas.microsoft.com/office/2019/extlst" xmlns:r="http://schemas.openxmlformats.org/officeDocument/2006/relationships" xmlns:m="http://schemas.openxmlformats.org/officeDocument/2006/math" xmlns:v="urn:schemas-microsoft-com:vml" xmlns:wp14="http://schemas.microsoft.com/office/word/2010/wordprocessingDrawing" xmlns:wp="http://schemas.openxmlformats.org/drawingml/2006/wordprocessingDrawing" xmlns:w10="urn:schemas-microsoft-com:office:word" xmlns:w="http://schemas.openxmlformats.org/wordprocessingml/2006/main" xmlns:w14="http://schemas.microsoft.com/office/word/2010/wordml" xmlns:w15="http://schemas.microsoft.com/office/word/2012/wordml" xmlns:w16cex="http://schemas.microsoft.com/office/word/2018/wordml/cex" xmlns:w16cid="http://schemas.microsoft.com/office/word/2016/wordml/cid" xmlns:w16="http://schemas.microsoft.com/office/word/2018/wordml" xmlns:w16du="http://schemas.microsoft.com/office/word/2023/wordml/word16du" xmlns:w16sdtdh="http://schemas.microsoft.com/office/word/2020/wordml/sdtdatahash" xmlns:w16se="http://schemas.microsoft.com/office/word/2015/wordml/symex" xmlns:wpg="http://schemas.microsoft.com/office/word/2010/wordprocessingGroup" xmlns:wpi="http://schemas.microsoft.com/office/word/2010/wordprocessingInk" xmlns:wne="http://schemas.microsoft.com/office/word/2006/wordml" xmlns:wps="http://schemas.microsoft.com/office/word/2010/wordprocessingShape" mc:Ignorable="w14 w15 w16se w16cid w16 w16cex w16sdtdh w16du wp14">
+<w:numbering xmlns:wpc="http://schemas.microsoft.com/office/word/2010/wordprocessingCanvas" xmlns:cx="http://schemas.microsoft.com/office/drawing/2014/chartex" xmlns:cx1="http://schemas.microsoft.com/office/drawing/2015/9/8/chartex" xmlns:cx2="http://schemas.microsoft.com/office/drawing/2015/10/21/chartex" xmlns:cx3="http://schemas.microsoft.com/office/drawing/2016/5/9/chartex" xmlns:cx4="http://schemas.microsoft.com/office/drawing/2016/5/10/chartex" xmlns:cx5="http://schemas.microsoft.com/office/drawing/2016/5/11/chartex" xmlns:cx6="http://schemas.microsoft.com/office/drawing/2016/5/12/chartex" xmlns:cx7="http://schemas.microsoft.com/office/drawing/2016/5/13/chartex" xmlns:cx8="http://schemas.microsoft.com/office/drawing/2016/5/14/chartex" xmlns:mc="http://schemas.openxmlformats.org/markup-compatibility/2006" xmlns:aink="http://schemas.microsoft.com/office/drawing/2016/ink" xmlns:am3d="http://schemas.microsoft.com/office/drawing/2017/model3d" xmlns:o="urn:schemas-microsoft-com:office:office" xmlns:oel="http://schemas.microsoft.com/office/2019/extlst" xmlns:r="http://schemas.openxmlformats.org/officeDocument/2006/relationships" xmlns:m="http://schemas.openxmlformats.org/officeDocument/2006/math" xmlns:v="urn:schemas-microsoft-com:vml" xmlns:wp14="http://schemas.microsoft.com/office/word/2010/wordprocessingDrawing" xmlns:wp="http://schemas.openxmlformats.org/drawingml/2006/wordprocessingDrawing" xmlns:w10="urn:schemas-microsoft-com:office:word" xmlns:w="http://schemas.openxmlformats.org/wordprocessingml/2006/main" xmlns:w14="http://schemas.microsoft.com/office/word/2010/wordml" xmlns:w15="http://schemas.microsoft.com/office/word/2012/wordml" xmlns:w16cex="http://schemas.microsoft.com/office/word/2018/wordml/cex" xmlns:w16cid="http://schemas.microsoft.com/office/word/2016/wordml/cid" xmlns:w16="http://schemas.microsoft.com/office/word/2018/wordml" xmlns:w16du="http://schemas.microsoft.com/office/word/2023/wordml/word16du" xmlns:w16sdtdh="http://schemas.microsoft.com/office/word/2020/wordml/sdtdatahash" xmlns:w16sdtfl="http://schemas.microsoft.com/office/word/2024/wordml/sdtformatlock" xmlns:w16se="http://schemas.microsoft.com/office/word/2015/wordml/symex" xmlns:wpg="http://schemas.microsoft.com/office/word/2010/wordprocessingGroup" xmlns:wpi="http://schemas.microsoft.com/office/word/2010/wordprocessingInk" xmlns:wne="http://schemas.microsoft.com/office/word/2006/wordml" xmlns:wps="http://schemas.microsoft.com/office/word/2010/wordprocessingShape" mc:Ignorable="w14 w15 w16se w16cid w16 w16cex w16sdtdh w16sdtfl w16du wp14">
   <w:abstractNum w:abstractNumId="0" w15:restartNumberingAfterBreak="0">
     <w:nsid w:val="633C532E"/>
     <w:multiLevelType w:val="multilevel"/>
@@ -1098,7 +1500,7 @@
 </file>
 
 <file path=word/styles.xml><?xml version="1.0" encoding="utf-8"?>
-<w:styles xmlns:mc="http://schemas.openxmlformats.org/markup-compatibility/2006" xmlns:r="http://schemas.openxmlformats.org/officeDocument/2006/relationships" xmlns:w="http://schemas.openxmlformats.org/wordprocessingml/2006/main" xmlns:w14="http://schemas.microsoft.com/office/word/2010/wordml" xmlns:w15="http://schemas.microsoft.com/office/word/2012/wordml" xmlns:w16cex="http://schemas.microsoft.com/office/word/2018/wordml/cex" xmlns:w16cid="http://schemas.microsoft.com/office/word/2016/wordml/cid" xmlns:w16="http://schemas.microsoft.com/office/word/2018/wordml" xmlns:w16du="http://schemas.microsoft.com/office/word/2023/wordml/word16du" xmlns:w16sdtdh="http://schemas.microsoft.com/office/word/2020/wordml/sdtdatahash" xmlns:w16se="http://schemas.microsoft.com/office/word/2015/wordml/symex" mc:Ignorable="w14 w15 w16se w16cid w16 w16cex w16sdtdh w16du">
+<w:styles xmlns:mc="http://schemas.openxmlformats.org/markup-compatibility/2006" xmlns:r="http://schemas.openxmlformats.org/officeDocument/2006/relationships" xmlns:w="http://schemas.openxmlformats.org/wordprocessingml/2006/main" xmlns:w14="http://schemas.microsoft.com/office/word/2010/wordml" xmlns:w15="http://schemas.microsoft.com/office/word/2012/wordml" xmlns:w16cex="http://schemas.microsoft.com/office/word/2018/wordml/cex" xmlns:w16cid="http://schemas.microsoft.com/office/word/2016/wordml/cid" xmlns:w16="http://schemas.microsoft.com/office/word/2018/wordml" xmlns:w16du="http://schemas.microsoft.com/office/word/2023/wordml/word16du" xmlns:w16sdtdh="http://schemas.microsoft.com/office/word/2020/wordml/sdtdatahash" xmlns:w16sdtfl="http://schemas.microsoft.com/office/word/2024/wordml/sdtformatlock" xmlns:w16se="http://schemas.microsoft.com/office/word/2015/wordml/symex" mc:Ignorable="w14 w15 w16se w16cid w16 w16cex w16sdtdh w16sdtfl w16du">
   <w:docDefaults>
     <w:rPrDefault>
       <w:rPr>
@@ -1700,6 +2102,7 @@
   <w:style w:type="character" w:default="1" w:styleId="DefaultParagraphFont">
     <w:name w:val="Default Paragraph Font"/>
     <w:uiPriority w:val="1"/>
+    <w:semiHidden/>
     <w:unhideWhenUsed/>
   </w:style>
   <w:style w:type="table" w:default="1" w:styleId="TableNormal">
